--- a/nothing/CSC471_Final_Assignment_SUBMISSION.docx
+++ b/nothing/CSC471_Final_Assignment_SUBMISSION.docx
@@ -11498,7 +11498,7 @@
 <file path=word/numbering.xml><?xml version="1.0" encoding="utf-8"?>
 <w:numbering xmlns:mc="http://schemas.openxmlformats.org/markup-compatibility/2006" xmlns:o="urn:schemas-microsoft-com:office:office" xmlns:r="http://schemas.openxmlformats.org/officeDocument/2006/relationships" xmlns:m="http://schemas.openxmlformats.org/officeDocument/2006/math" xmlns:v="urn:schemas-microsoft-com:vml" xmlns:wp="http://schemas.openxmlformats.org/drawingml/2006/wordprocessingDrawing" xmlns:w10="urn:schemas-microsoft-com:office:word" xmlns:w="http://schemas.openxmlformats.org/wordprocessingml/2006/main" xmlns:wne="http://schemas.microsoft.com/office/word/2006/wordml" xmlns:sl="http://schemas.openxmlformats.org/schemaLibrary/2006/main" xmlns:a="http://schemas.openxmlformats.org/drawingml/2006/main" xmlns:pic="http://schemas.openxmlformats.org/drawingml/2006/picture" xmlns:c="http://schemas.openxmlformats.org/drawingml/2006/chart" xmlns:lc="http://schemas.openxmlformats.org/drawingml/2006/lockedCanvas" xmlns:dgm="http://schemas.openxmlformats.org/drawingml/2006/diagram" xmlns:wps="http://schemas.microsoft.com/office/word/2010/wordprocessingShape" xmlns:wpg="http://schemas.microsoft.com/office/word/2010/wordprocessingGroup" xmlns:w14="http://schemas.microsoft.com/office/word/2010/wordml" xmlns:w15="http://schemas.microsoft.com/office/word/2012/wordml" xmlns:w16="http://schemas.microsoft.com/office/word/2018/wordml" xmlns:w16cex="http://schemas.microsoft.com/office/word/2018/wordml/cex" xmlns:w16cid="http://schemas.microsoft.com/office/word/2016/wordml/cid" xmlns="http://schemas.microsoft.com/office/tasks/2019/documenttasks" xmlns:cr="http://schemas.microsoft.com/office/comments/2020/reactions">
   <w:abstractNum w:abstractNumId="0">
-    <w:nsid w:val="0576BC7A"/>
+    <w:nsid w:val="02585CA8"/>
     <w:multiLevelType w:val="hybridMultilevel"/>
     <w:tmpl w:val="DDC68C58"/>
     <w:lvl w:ilvl="0" w:tplc="04090001">
@@ -11611,7 +11611,7 @@
     </w:lvl>
   </w:abstractNum>
   <w:abstractNum w:abstractNumId="1">
-    <w:nsid w:val="037635F8"/>
+    <w:nsid w:val="0446E4A3"/>
     <w:multiLevelType w:val="multilevel"/>
     <w:tmpl w:val="D62E5C12"/>
     <w:lvl w:ilvl="0">

--- a/nothing/CSC471_Final_Assignment_SUBMISSION.docx
+++ b/nothing/CSC471_Final_Assignment_SUBMISSION.docx
@@ -114,12 +114,12 @@
     </w:p>
     <w:p>
       <w:pPr>
-        <w:spacing w:after="200"/>
-      </w:pPr>
-    </w:p>
-    <w:p>
-      <w:pPr>
-        <w:spacing w:after="280"/>
+        <w:spacing w:after="240"/>
+      </w:pPr>
+    </w:p>
+    <w:p>
+      <w:pPr>
+        <w:spacing w:after="320"/>
         <w:jc w:val="center"/>
       </w:pPr>
       <w:r>
@@ -133,7 +133,7 @@
     </w:p>
     <w:p>
       <w:pPr>
-        <w:spacing w:after="80"/>
+        <w:spacing w:after="100"/>
         <w:jc w:val="center"/>
       </w:pPr>
       <w:r>
@@ -142,12 +142,26 @@
           <w:b/>
           <w:sz w:val="30"/>
         </w:rPr>
-        <w:t>Course Name: Microprocessor Based System</w:t>
-      </w:r>
-    </w:p>
-    <w:p>
-      <w:pPr>
-        <w:spacing w:after="80"/>
+        <w:t>CSC 471 — Microprocessor Based System</w:t>
+      </w:r>
+    </w:p>
+    <w:p>
+      <w:pPr>
+        <w:spacing w:after="400"/>
+        <w:jc w:val="center"/>
+      </w:pPr>
+      <w:r>
+        <w:rPr>
+          <w:rFonts w:ascii="Times New Roman" w:hAnsi="Times New Roman" w:cs="Times New Roman"/>
+          <w:b/>
+          <w:sz w:val="28"/>
+        </w:rPr>
+        <w:t>Summer Semester 2026</w:t>
+      </w:r>
+    </w:p>
+    <w:p>
+      <w:pPr>
+        <w:spacing w:after="100"/>
         <w:jc w:val="center"/>
       </w:pPr>
       <w:r>
@@ -156,12 +170,12 @@
           <w:b/>
           <w:sz w:val="30"/>
         </w:rPr>
-        <w:t>Course Code: CSC 471</w:t>
-      </w:r>
-    </w:p>
-    <w:p>
-      <w:pPr>
-        <w:spacing w:after="320"/>
+        <w:t>Submitted To</w:t>
+      </w:r>
+    </w:p>
+    <w:p>
+      <w:pPr>
+        <w:spacing w:after="60"/>
         <w:jc w:val="center"/>
       </w:pPr>
       <w:r>
@@ -170,12 +184,26 @@
           <w:b/>
           <w:sz w:val="30"/>
         </w:rPr>
-        <w:t>Semester: Summer Semester 2026</w:t>
-      </w:r>
-    </w:p>
-    <w:p>
-      <w:pPr>
-        <w:spacing w:after="80"/>
+        <w:t>Dr. Md. Alomgir Hossain</w:t>
+      </w:r>
+    </w:p>
+    <w:p>
+      <w:pPr>
+        <w:spacing w:after="400"/>
+        <w:jc w:val="center"/>
+      </w:pPr>
+      <w:r>
+        <w:rPr>
+          <w:rFonts w:ascii="Times New Roman" w:hAnsi="Times New Roman" w:cs="Times New Roman"/>
+          <w:b w:val="0"/>
+          <w:sz w:val="24"/>
+        </w:rPr>
+        <w:t>Associate Professor, CSE Department, IUBAT</w:t>
+      </w:r>
+    </w:p>
+    <w:p>
+      <w:pPr>
+        <w:spacing w:after="180"/>
         <w:jc w:val="center"/>
       </w:pPr>
       <w:r>
@@ -184,49 +212,7 @@
           <w:b/>
           <w:sz w:val="30"/>
         </w:rPr>
-        <w:t>Submitted To</w:t>
-      </w:r>
-    </w:p>
-    <w:p>
-      <w:pPr>
-        <w:spacing w:after="40"/>
-        <w:jc w:val="center"/>
-      </w:pPr>
-      <w:r>
-        <w:rPr>
-          <w:rFonts w:ascii="Times New Roman" w:hAnsi="Times New Roman" w:cs="Times New Roman"/>
-          <w:b/>
-          <w:sz w:val="30"/>
-        </w:rPr>
-        <w:t>Dr. Md. Alomgir Hossain</w:t>
-      </w:r>
-    </w:p>
-    <w:p>
-      <w:pPr>
-        <w:spacing w:after="360"/>
-        <w:jc w:val="center"/>
-      </w:pPr>
-      <w:r>
-        <w:rPr>
-          <w:rFonts w:ascii="Times New Roman" w:hAnsi="Times New Roman" w:cs="Times New Roman"/>
-          <w:b w:val="0"/>
-          <w:sz w:val="24"/>
-        </w:rPr>
-        <w:t>Course Instructor, Department of Computer Science and Engineering</w:t>
-      </w:r>
-    </w:p>
-    <w:p>
-      <w:pPr>
-        <w:spacing w:after="160"/>
-        <w:jc w:val="center"/>
-      </w:pPr>
-      <w:r>
-        <w:rPr>
-          <w:rFonts w:ascii="Times New Roman" w:hAnsi="Times New Roman" w:cs="Times New Roman"/>
-          <w:b/>
-          <w:sz w:val="30"/>
-        </w:rPr>
-        <w:t>Submitted By</w:t>
+        <w:t>Prepared By</w:t>
       </w:r>
     </w:p>
     <w:tbl>
@@ -271,7 +257,7 @@
         </w:tc>
         <w:tc>
           <w:tcPr>
-            <w:tcW w:type="dxa" w:w="4608"/>
+            <w:tcW w:type="dxa" w:w="4896"/>
             <w:shd w:val="clear" w:fill="D9D9D9"/>
           </w:tcPr>
           <w:p>
@@ -291,7 +277,7 @@
         </w:tc>
         <w:tc>
           <w:tcPr>
-            <w:tcW w:type="dxa" w:w="2592"/>
+            <w:tcW w:type="dxa" w:w="2304"/>
             <w:shd w:val="clear" w:fill="D9D9D9"/>
           </w:tcPr>
           <w:p>
@@ -305,7 +291,7 @@
                 <w:b/>
                 <w:sz w:val="24"/>
               </w:rPr>
-              <w:t>Student ID</w:t>
+              <w:t>ID</w:t>
             </w:r>
           </w:p>
         </w:tc>
@@ -332,7 +318,7 @@
         </w:tc>
         <w:tc>
           <w:tcPr>
-            <w:tcW w:type="dxa" w:w="4608"/>
+            <w:tcW w:type="dxa" w:w="4896"/>
           </w:tcPr>
           <w:p>
             <w:pPr>
@@ -351,7 +337,7 @@
         </w:tc>
         <w:tc>
           <w:tcPr>
-            <w:tcW w:type="dxa" w:w="2592"/>
+            <w:tcW w:type="dxa" w:w="2304"/>
           </w:tcPr>
           <w:p>
             <w:pPr>
@@ -391,7 +377,7 @@
         </w:tc>
         <w:tc>
           <w:tcPr>
-            <w:tcW w:type="dxa" w:w="4608"/>
+            <w:tcW w:type="dxa" w:w="4896"/>
           </w:tcPr>
           <w:p>
             <w:pPr>
@@ -404,13 +390,13 @@
                 <w:b w:val="0"/>
                 <w:sz w:val="24"/>
               </w:rPr>
-              <w:t>Md. Mahfuz Rana</w:t>
-            </w:r>
-          </w:p>
-        </w:tc>
-        <w:tc>
-          <w:tcPr>
-            <w:tcW w:type="dxa" w:w="2592"/>
+              <w:t>Md. Meherab Hossain Talukder</w:t>
+            </w:r>
+          </w:p>
+        </w:tc>
+        <w:tc>
+          <w:tcPr>
+            <w:tcW w:type="dxa" w:w="2304"/>
           </w:tcPr>
           <w:p>
             <w:pPr>
@@ -423,7 +409,7 @@
                 <w:b w:val="0"/>
                 <w:sz w:val="24"/>
               </w:rPr>
-              <w:t>23103006</w:t>
+              <w:t>23103032</w:t>
             </w:r>
           </w:p>
         </w:tc>
@@ -450,7 +436,7 @@
         </w:tc>
         <w:tc>
           <w:tcPr>
-            <w:tcW w:type="dxa" w:w="4608"/>
+            <w:tcW w:type="dxa" w:w="4896"/>
           </w:tcPr>
           <w:p>
             <w:pPr>
@@ -463,13 +449,13 @@
                 <w:b w:val="0"/>
                 <w:sz w:val="24"/>
               </w:rPr>
-              <w:t>&lt;&lt;MEMBER 3 NAME&gt;&gt;</w:t>
-            </w:r>
-          </w:p>
-        </w:tc>
-        <w:tc>
-          <w:tcPr>
-            <w:tcW w:type="dxa" w:w="2592"/>
+              <w:t>Tasfia Islam Prapty</w:t>
+            </w:r>
+          </w:p>
+        </w:tc>
+        <w:tc>
+          <w:tcPr>
+            <w:tcW w:type="dxa" w:w="2304"/>
           </w:tcPr>
           <w:p>
             <w:pPr>
@@ -482,7 +468,7 @@
                 <w:b w:val="0"/>
                 <w:sz w:val="24"/>
               </w:rPr>
-              <w:t>&lt;&lt;ID&gt;&gt;</w:t>
+              <w:t>23103286</w:t>
             </w:r>
           </w:p>
         </w:tc>
@@ -509,7 +495,7 @@
         </w:tc>
         <w:tc>
           <w:tcPr>
-            <w:tcW w:type="dxa" w:w="4608"/>
+            <w:tcW w:type="dxa" w:w="4896"/>
           </w:tcPr>
           <w:p>
             <w:pPr>
@@ -522,13 +508,13 @@
                 <w:b w:val="0"/>
                 <w:sz w:val="24"/>
               </w:rPr>
-              <w:t>&lt;&lt;MEMBER 4 NAME&gt;&gt;</w:t>
-            </w:r>
-          </w:p>
-        </w:tc>
-        <w:tc>
-          <w:tcPr>
-            <w:tcW w:type="dxa" w:w="2592"/>
+              <w:t>G. M. Imtiaz Dinar</w:t>
+            </w:r>
+          </w:p>
+        </w:tc>
+        <w:tc>
+          <w:tcPr>
+            <w:tcW w:type="dxa" w:w="2304"/>
           </w:tcPr>
           <w:p>
             <w:pPr>
@@ -541,7 +527,7 @@
                 <w:b w:val="0"/>
                 <w:sz w:val="24"/>
               </w:rPr>
-              <w:t>&lt;&lt;ID&gt;&gt;</w:t>
+              <w:t>23103080</w:t>
             </w:r>
           </w:p>
         </w:tc>
@@ -568,7 +554,7 @@
         </w:tc>
         <w:tc>
           <w:tcPr>
-            <w:tcW w:type="dxa" w:w="4608"/>
+            <w:tcW w:type="dxa" w:w="4896"/>
           </w:tcPr>
           <w:p>
             <w:pPr>
@@ -581,13 +567,13 @@
                 <w:b w:val="0"/>
                 <w:sz w:val="24"/>
               </w:rPr>
-              <w:t>&lt;&lt;MEMBER 5 NAME&gt;&gt;</w:t>
-            </w:r>
-          </w:p>
-        </w:tc>
-        <w:tc>
-          <w:tcPr>
-            <w:tcW w:type="dxa" w:w="2592"/>
+              <w:t>Tasnia Chowdhury Toshita</w:t>
+            </w:r>
+          </w:p>
+        </w:tc>
+        <w:tc>
+          <w:tcPr>
+            <w:tcW w:type="dxa" w:w="2304"/>
           </w:tcPr>
           <w:p>
             <w:pPr>
@@ -600,7 +586,7 @@
                 <w:b w:val="0"/>
                 <w:sz w:val="24"/>
               </w:rPr>
-              <w:t>&lt;&lt;ID&gt;&gt;</w:t>
+              <w:t>23103038</w:t>
             </w:r>
           </w:p>
         </w:tc>
@@ -608,12 +594,12 @@
     </w:tbl>
     <w:p>
       <w:pPr>
-        <w:spacing w:after="240"/>
-      </w:pPr>
-    </w:p>
-    <w:p>
-      <w:pPr>
-        <w:spacing w:after="60"/>
+        <w:spacing w:after="360"/>
+      </w:pPr>
+    </w:p>
+    <w:p>
+      <w:pPr>
+        <w:spacing w:after="80"/>
         <w:jc w:val="center"/>
       </w:pPr>
       <w:r>
@@ -627,7 +613,7 @@
     </w:p>
     <w:p>
       <w:pPr>
-        <w:spacing w:after="320"/>
+        <w:spacing w:after="80"/>
         <w:jc w:val="center"/>
       </w:pPr>
       <w:r>
@@ -650,7 +636,7 @@
           <w:b/>
           <w:sz w:val="28"/>
         </w:rPr>
-        <w:t>Date of Submission: 08.09.2026</w:t>
+        <w:t>Date: 08.09.2026</w:t>
       </w:r>
     </w:p>
     <w:p>
@@ -7420,7 +7406,7 @@
           <w:b w:val="0"/>
           <w:sz w:val="22"/>
         </w:rPr>
-        <w:t>Md. Arif Shekh, Md. Mahfuz Rana, &lt;&lt;MEMBER 3 NAME&gt;&gt;, &lt;&lt;MEMBER 4 NAME&gt;&gt;, &lt;&lt;MEMBER 5 NAME&gt;&gt;</w:t>
+        <w:t>Md. Arif Shekh, Md. Meherab Hossain Talukder, Tasfia Islam Prapty, G. M. Imtiaz Dinar, Tasnia Chowdhury Toshita</w:t>
       </w:r>
     </w:p>
     <w:p>
@@ -7451,7 +7437,7 @@
           <w:b w:val="0"/>
           <w:sz w:val="22"/>
         </w:rPr>
-        <w:t>23103022, 23103006, &lt;&lt;ID&gt;&gt;, &lt;&lt;ID&gt;&gt;, &lt;&lt;ID&gt;&gt;</w:t>
+        <w:t>23103022, 23103032, 23103286, 23103080, 23103038</w:t>
       </w:r>
     </w:p>
     <w:p>
@@ -11498,7 +11484,7 @@
 <file path=word/numbering.xml><?xml version="1.0" encoding="utf-8"?>
 <w:numbering xmlns:mc="http://schemas.openxmlformats.org/markup-compatibility/2006" xmlns:o="urn:schemas-microsoft-com:office:office" xmlns:r="http://schemas.openxmlformats.org/officeDocument/2006/relationships" xmlns:m="http://schemas.openxmlformats.org/officeDocument/2006/math" xmlns:v="urn:schemas-microsoft-com:vml" xmlns:wp="http://schemas.openxmlformats.org/drawingml/2006/wordprocessingDrawing" xmlns:w10="urn:schemas-microsoft-com:office:word" xmlns:w="http://schemas.openxmlformats.org/wordprocessingml/2006/main" xmlns:wne="http://schemas.microsoft.com/office/word/2006/wordml" xmlns:sl="http://schemas.openxmlformats.org/schemaLibrary/2006/main" xmlns:a="http://schemas.openxmlformats.org/drawingml/2006/main" xmlns:pic="http://schemas.openxmlformats.org/drawingml/2006/picture" xmlns:c="http://schemas.openxmlformats.org/drawingml/2006/chart" xmlns:lc="http://schemas.openxmlformats.org/drawingml/2006/lockedCanvas" xmlns:dgm="http://schemas.openxmlformats.org/drawingml/2006/diagram" xmlns:wps="http://schemas.microsoft.com/office/word/2010/wordprocessingShape" xmlns:wpg="http://schemas.microsoft.com/office/word/2010/wordprocessingGroup" xmlns:w14="http://schemas.microsoft.com/office/word/2010/wordml" xmlns:w15="http://schemas.microsoft.com/office/word/2012/wordml" xmlns:w16="http://schemas.microsoft.com/office/word/2018/wordml" xmlns:w16cex="http://schemas.microsoft.com/office/word/2018/wordml/cex" xmlns:w16cid="http://schemas.microsoft.com/office/word/2016/wordml/cid" xmlns="http://schemas.microsoft.com/office/tasks/2019/documenttasks" xmlns:cr="http://schemas.microsoft.com/office/comments/2020/reactions">
   <w:abstractNum w:abstractNumId="0">
-    <w:nsid w:val="02585CA8"/>
+    <w:nsid w:val="00D5EFB2"/>
     <w:multiLevelType w:val="hybridMultilevel"/>
     <w:tmpl w:val="DDC68C58"/>
     <w:lvl w:ilvl="0" w:tplc="04090001">
@@ -11611,7 +11597,7 @@
     </w:lvl>
   </w:abstractNum>
   <w:abstractNum w:abstractNumId="1">
-    <w:nsid w:val="0446E4A3"/>
+    <w:nsid w:val="0554BBAC"/>
     <w:multiLevelType w:val="multilevel"/>
     <w:tmpl w:val="D62E5C12"/>
     <w:lvl w:ilvl="0">
